--- a/hours-tracker-android/app/src/main/assets/report_template.docx
+++ b/hours-tracker-android/app/src/main/assets/report_template.docx
@@ -6875,7 +6875,7 @@
           <w:szCs w:val="20"/>
           <w:rtl/>
         </w:rPr>
-        <w:t xml:space="preserve"> ___________                   </w:t>
+        <w:t xml:space="preserve">{{SIGNATURE}}</w:t>
       </w:r>
       <w:r>
         <w:rPr>
